--- a/docs/DESIGN_actualizado.docx
+++ b/docs/DESIGN_actualizado.docx
@@ -242,7 +242,7 @@
           <w:b w:val="0"/>
           <w:sz w:val="22"/>
         </w:rPr>
-        <w:t>El ícono de la marca como cursor, favicon, marcos de fotografías y separadores. El cursor deja un rastro azul de baja opacidad y también funciona en pantallas táctiles.</w:t>
+        <w:t>El ícono de la marca como cursor, favicon, marcos de fotografías y separadores. El cursor deja un rastro azul de baja opacidad y también funciona en pantallas táctiles. El cursor se mueve fluido y se esconde cuando el puntero sale de la ventana y mientras un proyecto se abre en el visor, para no duplicarse con el del proyecto.</w:t>
       </w:r>
     </w:p>
     <w:p>
@@ -1250,7 +1250,7 @@
           <w:b w:val="0"/>
           <w:sz w:val="22"/>
         </w:rPr>
-        <w:t>Es un pill en el header, en acento Borel. Apagado va en amarillo con texto marino; encendido, en rojo con texto blanco. Es el único control de la música: la música vive en el CV y las carpetas de proyecto se abren dentro de él, así que al entrar y salir de un proyecto sigue en el mismo segundo, sin cortes ni reinicios. El botón del header del proyecto controla esa misma música. Si el navegador bloquea el sonido, suena con el primer gesto.</w:t>
+        <w:t>Es un pill en el header, en acento Borel. Apagado va en amarillo con texto marino; encendido, en rojo con texto blanco. Es el único control de la música: la música vive en el CV y las carpetas de proyecto se abren dentro de él, así que al entrar y salir de un proyecto sigue en el mismo segundo, sin cortes ni reinicios, y al apagarla y volver a encenderla continúa justo en el segundo en que quedó. El botón del header del proyecto controla esa misma música. Si el navegador bloquea el sonido, suena con el primer gesto.</w:t>
       </w:r>
     </w:p>
     <w:p>

--- a/docs/DESIGN_actualizado.docx
+++ b/docs/DESIGN_actualizado.docx
@@ -1250,7 +1250,7 @@
           <w:b w:val="0"/>
           <w:sz w:val="22"/>
         </w:rPr>
-        <w:t>Es un pill en el header, en acento Borel. Apagado va en amarillo con texto marino; encendido, en rojo con texto blanco. Es el único control de la música: la música vive en el CV y las carpetas de proyecto se abren dentro de él, así que al entrar y salir de un proyecto sigue en el mismo segundo, sin cortes ni reinicios, y al apagarla y volver a encenderla continúa justo en el segundo en que quedó. El botón del header del proyecto controla esa misma música. Si el navegador bloquea el sonido, suena con el primer gesto.</w:t>
+        <w:t>Es un pill en el header, en acento Borel. Apagado va en amarillo con texto marino; encendido, en rojo con texto blanco. Es el único control de la música: la música vive en el CV y las carpetas de proyecto se abren dentro de él, así que al entrar y salir de un proyecto sigue en el mismo segundo, sin cortes ni reinicios, y al apagarla y volver a encenderla continúa donde va, sin reiniciarse (apagarla solo le quita el sonido, no detiene la canción). El botón del header del proyecto controla esa misma música. Si el navegador bloquea el sonido, suena con el primer gesto.</w:t>
       </w:r>
     </w:p>
     <w:p>

--- a/docs/DESIGN_actualizado.docx
+++ b/docs/DESIGN_actualizado.docx
@@ -1250,7 +1250,7 @@
           <w:b w:val="0"/>
           <w:sz w:val="22"/>
         </w:rPr>
-        <w:t>Es un pill en el header, en acento Borel. Apagado va en amarillo con texto marino; encendido, en rojo con texto blanco. Es el único control de la música: la música vive en el CV y las carpetas de proyecto se abren dentro de él, así que al entrar y salir de un proyecto sigue en el mismo segundo, sin cortes ni reinicios, y al apagarla y volver a encenderla continúa donde va, sin reiniciarse (apagarla solo le quita el sonido, no detiene la canción). El botón del header del proyecto controla esa misma música. Si el navegador bloquea el sonido, suena con el primer gesto.</w:t>
+        <w:t>Es un pill en el header, en acento Borel. Apagado va en amarillo con texto marino; encendido, en rojo con texto blanco. Es el único control de la música: la música vive en el CV y las carpetas de proyecto se abren dentro de él, así que al entrar y salir de un proyecto sigue en el mismo segundo, sin cortes ni reinicios, y al apagarla la canción se detiene (al volver a encenderla empieza desde el inicio). El botón del header del proyecto controla esa misma música. Si el navegador bloquea el sonido, suena con el primer gesto.</w:t>
       </w:r>
     </w:p>
     <w:p>
